--- a/templates/outer_field_receipt_template.docx
+++ b/templates/outer_field_receipt_template.docx
@@ -58,7 +58,7 @@
           <w:sz w:val="28"/>
           <w:szCs w:val="28"/>
         </w:rPr>
-        <w:t>示例船</w:t>
+        <w:t>埃莱夫塞里娅</w:t>
       </w:r>
       <w:r>
         <w:rPr>
@@ -73,7 +73,7 @@
           <w:sz w:val="28"/>
           <w:szCs w:val="28"/>
         </w:rPr>
-        <w:t>DEMO SHIP</w:t>
+        <w:t>GSL ELEFTHERIA</w:t>
       </w:r>
     </w:p>
     <w:p>

--- a/templates/outer_field_receipt_template.docx
+++ b/templates/outer_field_receipt_template.docx
@@ -58,7 +58,7 @@
           <w:sz w:val="28"/>
           <w:szCs w:val="28"/>
         </w:rPr>
-        <w:t>埃莱夫塞里娅</w:t>
+        <w:t>示例船</w:t>
       </w:r>
       <w:r>
         <w:rPr>
@@ -73,7 +73,7 @@
           <w:sz w:val="28"/>
           <w:szCs w:val="28"/>
         </w:rPr>
-        <w:t>GSL ELEFTHERIA</w:t>
+        <w:t>DEMO SHIP</w:t>
       </w:r>
     </w:p>
     <w:p>
